--- a/4_Diari/Diario 13.03.2026 .docx
+++ b/4_Diari/Diario 13.03.2026 .docx
@@ -4578,6 +4578,7 @@
     <w:rsid w:val="007E2877"/>
     <w:rsid w:val="008073A0"/>
     <w:rsid w:val="00842400"/>
+    <w:rsid w:val="00863255"/>
     <w:rsid w:val="00866671"/>
     <w:rsid w:val="00886235"/>
     <w:rsid w:val="008A6626"/>
@@ -4590,7 +4591,6 @@
     <w:rsid w:val="00917E6C"/>
     <w:rsid w:val="00923218"/>
     <w:rsid w:val="00925A3A"/>
-    <w:rsid w:val="009273A4"/>
     <w:rsid w:val="0095694A"/>
     <w:rsid w:val="00997E7D"/>
     <w:rsid w:val="009D5B0A"/>
